--- a/Week5/week5_LogBook.docx
+++ b/Week5/week5_LogBook.docx
@@ -820,7 +820,16 @@
           <w:szCs w:val="24"/>
           <w:lang w:val="en-US" w:eastAsia="en-KE"/>
         </w:rPr>
-        <w:t>https://github.com/isaacomosh/carsselling</w:t>
+        <w:t>https://github.com/isaacomosh/</w:t>
+      </w:r>
+      <w:r>
+        <w:rPr>
+          <w:rFonts w:ascii="Times New Roman" w:eastAsia="Times New Roman" w:hAnsi="Times New Roman" w:cs="Times New Roman"/>
+          <w:sz w:val="24"/>
+          <w:szCs w:val="24"/>
+          <w:lang w:val="en-US" w:eastAsia="en-KE"/>
+        </w:rPr>
+        <w:t>loginsystem</w:t>
       </w:r>
     </w:p>
     <w:p>
@@ -7363,23 +7372,11 @@
           <w:sz w:val="27"/>
           <w:szCs w:val="27"/>
         </w:rPr>
-        <w:t xml:space="preserve">Fig 3: Mobile View </w:t>
-      </w:r>
-      <w:proofErr w:type="spellStart"/>
-      <w:r>
-        <w:rPr>
-          <w:rFonts w:ascii="Times New Roman" w:hAnsi="Times New Roman"/>
-          <w:b/>
-          <w:bCs/>
-          <w:sz w:val="27"/>
-          <w:szCs w:val="27"/>
-        </w:rPr>
-        <w:t>Mockup</w:t>
+        <w:t>Fig 3: Mobile View Mockup</w:t>
       </w:r>
       <w:bookmarkEnd w:id="132"/>
       <w:bookmarkEnd w:id="133"/>
       <w:bookmarkEnd w:id="134"/>
-      <w:proofErr w:type="spellEnd"/>
     </w:p>
     <w:p>
       <w:pPr>
@@ -7487,42 +7484,8 @@
           <w:sz w:val="27"/>
           <w:szCs w:val="27"/>
         </w:rPr>
-        <w:t xml:space="preserve">Fig 4: </w:t>
-      </w:r>
-      <w:proofErr w:type="spellStart"/>
-      <w:r>
-        <w:rPr>
-          <w:rFonts w:ascii="Times New Roman" w:hAnsi="Times New Roman"/>
-          <w:b/>
-          <w:bCs/>
-          <w:sz w:val="27"/>
-          <w:szCs w:val="27"/>
-        </w:rPr>
-        <w:t>Color</w:t>
-      </w:r>
-      <w:proofErr w:type="spellEnd"/>
-      <w:r>
-        <w:rPr>
-          <w:rFonts w:ascii="Times New Roman" w:hAnsi="Times New Roman"/>
-          <w:b/>
-          <w:bCs/>
-          <w:sz w:val="27"/>
-          <w:szCs w:val="27"/>
-        </w:rPr>
-        <w:t xml:space="preserve"> Theme and Navigation </w:t>
-      </w:r>
-      <w:proofErr w:type="spellStart"/>
-      <w:r>
-        <w:rPr>
-          <w:rFonts w:ascii="Times New Roman" w:hAnsi="Times New Roman"/>
-          <w:b/>
-          <w:bCs/>
-          <w:sz w:val="27"/>
-          <w:szCs w:val="27"/>
-        </w:rPr>
-        <w:t>Structur</w:t>
-      </w:r>
-      <w:proofErr w:type="spellEnd"/>
+        <w:t>Fig 4: Color Theme and Navigation Structur</w:t>
+      </w:r>
       <w:r>
         <w:rPr>
           <w:rFonts w:ascii="Times New Roman" w:hAnsi="Times New Roman"/>
@@ -7879,31 +7842,7 @@
           <w:szCs w:val="27"/>
           <w:lang w:val="en-US"/>
         </w:rPr>
-        <w:t xml:space="preserve">Register page </w:t>
-      </w:r>
-      <w:proofErr w:type="spellStart"/>
-      <w:r>
-        <w:rPr>
-          <w:rFonts w:ascii="Times New Roman" w:hAnsi="Times New Roman"/>
-          <w:b/>
-          <w:bCs/>
-          <w:sz w:val="27"/>
-          <w:szCs w:val="27"/>
-          <w:lang w:val="en-US"/>
-        </w:rPr>
-        <w:t>figma</w:t>
-      </w:r>
-      <w:proofErr w:type="spellEnd"/>
-      <w:r>
-        <w:rPr>
-          <w:rFonts w:ascii="Times New Roman" w:hAnsi="Times New Roman"/>
-          <w:b/>
-          <w:bCs/>
-          <w:sz w:val="27"/>
-          <w:szCs w:val="27"/>
-          <w:lang w:val="en-US"/>
-        </w:rPr>
-        <w:t xml:space="preserve"> design</w:t>
+        <w:t>Register page figma design</w:t>
       </w:r>
       <w:bookmarkEnd w:id="143"/>
       <w:bookmarkEnd w:id="144"/>
@@ -8038,31 +7977,7 @@
           <w:szCs w:val="27"/>
           <w:lang w:val="en-US"/>
         </w:rPr>
-        <w:t xml:space="preserve">Login page </w:t>
-      </w:r>
-      <w:proofErr w:type="spellStart"/>
-      <w:r>
-        <w:rPr>
-          <w:rFonts w:ascii="Times New Roman" w:hAnsi="Times New Roman"/>
-          <w:b/>
-          <w:bCs/>
-          <w:sz w:val="27"/>
-          <w:szCs w:val="27"/>
-          <w:lang w:val="en-US"/>
-        </w:rPr>
-        <w:t>figma</w:t>
-      </w:r>
-      <w:proofErr w:type="spellEnd"/>
-      <w:r>
-        <w:rPr>
-          <w:rFonts w:ascii="Times New Roman" w:hAnsi="Times New Roman"/>
-          <w:b/>
-          <w:bCs/>
-          <w:sz w:val="27"/>
-          <w:szCs w:val="27"/>
-          <w:lang w:val="en-US"/>
-        </w:rPr>
-        <w:t xml:space="preserve"> design</w:t>
+        <w:t>Login page figma design</w:t>
       </w:r>
       <w:bookmarkEnd w:id="146"/>
       <w:bookmarkEnd w:id="147"/>
@@ -8195,31 +8110,7 @@
           <w:szCs w:val="27"/>
           <w:lang w:val="en-US"/>
         </w:rPr>
-        <w:t xml:space="preserve">Dashboard </w:t>
-      </w:r>
-      <w:proofErr w:type="spellStart"/>
-      <w:r>
-        <w:rPr>
-          <w:rFonts w:ascii="Times New Roman" w:hAnsi="Times New Roman"/>
-          <w:b/>
-          <w:bCs/>
-          <w:sz w:val="27"/>
-          <w:szCs w:val="27"/>
-          <w:lang w:val="en-US"/>
-        </w:rPr>
-        <w:t>figma</w:t>
-      </w:r>
-      <w:proofErr w:type="spellEnd"/>
-      <w:r>
-        <w:rPr>
-          <w:rFonts w:ascii="Times New Roman" w:hAnsi="Times New Roman"/>
-          <w:b/>
-          <w:bCs/>
-          <w:sz w:val="27"/>
-          <w:szCs w:val="27"/>
-          <w:lang w:val="en-US"/>
-        </w:rPr>
-        <w:t xml:space="preserve"> design</w:t>
+        <w:t>Dashboard figma design</w:t>
       </w:r>
       <w:bookmarkEnd w:id="149"/>
       <w:bookmarkEnd w:id="150"/>
@@ -8296,35 +8187,16 @@
           <w:sz w:val="24"/>
           <w:szCs w:val="24"/>
         </w:rPr>
-        <w:t xml:space="preserve"> login. Fig 2 was </w:t>
-      </w:r>
-      <w:proofErr w:type="gramStart"/>
+        <w:t xml:space="preserve"> login. Fig 2 was designed </w:t>
+      </w:r>
       <w:r>
         <w:rPr>
           <w:rFonts w:ascii="Times New Roman" w:hAnsi="Times New Roman" w:cs="Times New Roman"/>
           <w:sz w:val="24"/>
           <w:szCs w:val="24"/>
-        </w:rPr>
-        <w:t xml:space="preserve">designed </w:t>
-      </w:r>
-      <w:r>
-        <w:rPr>
-          <w:rFonts w:ascii="Times New Roman" w:hAnsi="Times New Roman" w:cs="Times New Roman"/>
-          <w:sz w:val="24"/>
-          <w:szCs w:val="24"/>
-          <w:lang w:val="en-US"/>
-        </w:rPr>
-        <w:t xml:space="preserve"> in</w:t>
-      </w:r>
-      <w:proofErr w:type="gramEnd"/>
-      <w:r>
-        <w:rPr>
-          <w:rFonts w:ascii="Times New Roman" w:hAnsi="Times New Roman" w:cs="Times New Roman"/>
-          <w:sz w:val="24"/>
-          <w:szCs w:val="24"/>
-          <w:lang w:val="en-US"/>
-        </w:rPr>
-        <w:t xml:space="preserve"> a manner to </w:t>
+          <w:lang w:val="en-US"/>
+        </w:rPr>
+        <w:t xml:space="preserve"> in a manner to </w:t>
       </w:r>
       <w:r>
         <w:rPr>
@@ -9155,7 +9027,6 @@
         </w:rPr>
         <w:t xml:space="preserve"> </w:t>
       </w:r>
-      <w:proofErr w:type="gramStart"/>
       <w:r>
         <w:rPr>
           <w:rFonts w:ascii="Times New Roman" w:hAnsi="Times New Roman" w:cs="Times New Roman"/>
@@ -9172,57 +9043,7 @@
           <w:szCs w:val="28"/>
           <w:lang w:val="en-US"/>
         </w:rPr>
-        <w:t>bases</w:t>
-      </w:r>
-      <w:proofErr w:type="gramEnd"/>
-      <w:r>
-        <w:rPr>
-          <w:rFonts w:ascii="Times New Roman" w:hAnsi="Times New Roman" w:cs="Times New Roman"/>
-          <w:sz w:val="28"/>
-          <w:szCs w:val="28"/>
-          <w:lang w:val="en-US"/>
-        </w:rPr>
-        <w:t xml:space="preserve"> connection ensures correct configuration with the correct database and tables to ensure data is correctly stored. So </w:t>
-      </w:r>
-      <w:proofErr w:type="spellStart"/>
-      <w:r>
-        <w:rPr>
-          <w:rFonts w:ascii="Times New Roman" w:hAnsi="Times New Roman" w:cs="Times New Roman"/>
-          <w:sz w:val="28"/>
-          <w:szCs w:val="28"/>
-          <w:lang w:val="en-US"/>
-        </w:rPr>
-        <w:t>i</w:t>
-      </w:r>
-      <w:proofErr w:type="spellEnd"/>
-      <w:r>
-        <w:rPr>
-          <w:rFonts w:ascii="Times New Roman" w:hAnsi="Times New Roman" w:cs="Times New Roman"/>
-          <w:sz w:val="28"/>
-          <w:szCs w:val="28"/>
-          <w:lang w:val="en-US"/>
-        </w:rPr>
-        <w:t xml:space="preserve"> have used php for database </w:t>
-      </w:r>
-      <w:proofErr w:type="gramStart"/>
-      <w:r>
-        <w:rPr>
-          <w:rFonts w:ascii="Times New Roman" w:hAnsi="Times New Roman" w:cs="Times New Roman"/>
-          <w:sz w:val="28"/>
-          <w:szCs w:val="28"/>
-          <w:lang w:val="en-US"/>
-        </w:rPr>
-        <w:t>connection ,</w:t>
-      </w:r>
-      <w:proofErr w:type="gramEnd"/>
-      <w:r>
-        <w:rPr>
-          <w:rFonts w:ascii="Times New Roman" w:hAnsi="Times New Roman" w:cs="Times New Roman"/>
-          <w:sz w:val="28"/>
-          <w:szCs w:val="28"/>
-          <w:lang w:val="en-US"/>
-        </w:rPr>
-        <w:t xml:space="preserve"> html for the welcome home page and Java script for the form validation  password strength checker ,dynamic input handling</w:t>
+        <w:t>bases connection ensures correct configuration with the correct database and tables to ensure data is correctly stored. So i have used php for database connection , html for the welcome home page and Java script for the form validation  password strength checker ,dynamic input handling</w:t>
       </w:r>
       <w:r>
         <w:rPr>
@@ -10212,27 +10033,7 @@
           <w:szCs w:val="28"/>
           <w:lang w:val="en-US"/>
         </w:rPr>
-        <w:t xml:space="preserve">The folder structure as in Fig 4 </w:t>
-      </w:r>
-      <w:proofErr w:type="gramStart"/>
-      <w:r>
-        <w:rPr>
-          <w:rFonts w:ascii="Times New Roman" w:hAnsi="Times New Roman" w:cs="Times New Roman"/>
-          <w:sz w:val="28"/>
-          <w:szCs w:val="28"/>
-          <w:lang w:val="en-US"/>
-        </w:rPr>
-        <w:t>outlines  a</w:t>
-      </w:r>
-      <w:proofErr w:type="gramEnd"/>
-      <w:r>
-        <w:rPr>
-          <w:rFonts w:ascii="Times New Roman" w:hAnsi="Times New Roman" w:cs="Times New Roman"/>
-          <w:sz w:val="28"/>
-          <w:szCs w:val="28"/>
-          <w:lang w:val="en-US"/>
-        </w:rPr>
-        <w:t xml:space="preserve"> professional way of file handling and storage that makes retrieval and editing of files easier.</w:t>
+        <w:t>The folder structure as in Fig 4 outlines  a professional way of file handling and storage that makes retrieval and editing of files easier.</w:t>
       </w:r>
     </w:p>
     <w:p>
@@ -11506,9 +11307,8 @@
           <w:szCs w:val="24"/>
           <w:lang w:val="en-US"/>
         </w:rPr>
-        <w:t xml:space="preserve">Crud operations enables a system to </w:t>
-      </w:r>
-      <w:proofErr w:type="gramStart"/>
+        <w:t>Crud operations enables a system to retrieve ,</w:t>
+      </w:r>
       <w:r>
         <w:rPr>
           <w:rFonts w:ascii="Times New Roman" w:hAnsi="Times New Roman" w:cs="Times New Roman"/>
@@ -11516,9 +11316,8 @@
           <w:szCs w:val="24"/>
           <w:lang w:val="en-US"/>
         </w:rPr>
-        <w:t>retrieve ,</w:t>
-      </w:r>
-      <w:proofErr w:type="gramEnd"/>
+        <w:t xml:space="preserve"> </w:t>
+      </w:r>
       <w:r>
         <w:rPr>
           <w:rFonts w:ascii="Times New Roman" w:hAnsi="Times New Roman" w:cs="Times New Roman"/>
@@ -11526,7 +11325,7 @@
           <w:szCs w:val="24"/>
           <w:lang w:val="en-US"/>
         </w:rPr>
-        <w:t xml:space="preserve"> </w:t>
+        <w:t>add,</w:t>
       </w:r>
       <w:r>
         <w:rPr>
@@ -11535,7 +11334,7 @@
           <w:szCs w:val="24"/>
           <w:lang w:val="en-US"/>
         </w:rPr>
-        <w:t>add,</w:t>
+        <w:t xml:space="preserve"> </w:t>
       </w:r>
       <w:r>
         <w:rPr>
@@ -11544,7 +11343,7 @@
           <w:szCs w:val="24"/>
           <w:lang w:val="en-US"/>
         </w:rPr>
-        <w:t xml:space="preserve"> </w:t>
+        <w:t>update and delete records.</w:t>
       </w:r>
       <w:r>
         <w:rPr>
@@ -11553,7 +11352,7 @@
           <w:szCs w:val="24"/>
           <w:lang w:val="en-US"/>
         </w:rPr>
-        <w:t>update and delete records.</w:t>
+        <w:t xml:space="preserve"> </w:t>
       </w:r>
       <w:r>
         <w:rPr>
@@ -11562,7 +11361,7 @@
           <w:szCs w:val="24"/>
           <w:lang w:val="en-US"/>
         </w:rPr>
-        <w:t xml:space="preserve"> </w:t>
+        <w:t>This makes a system function dynamically</w:t>
       </w:r>
       <w:r>
         <w:rPr>
@@ -11571,33 +11370,32 @@
           <w:szCs w:val="24"/>
           <w:lang w:val="en-US"/>
         </w:rPr>
-        <w:t>This makes a system function dynamically</w:t>
+        <w:t>.</w:t>
       </w:r>
       <w:r>
         <w:rPr>
           <w:rFonts w:ascii="Times New Roman" w:hAnsi="Times New Roman" w:cs="Times New Roman"/>
           <w:sz w:val="24"/>
           <w:szCs w:val="24"/>
-          <w:lang w:val="en-US"/>
-        </w:rPr>
-        <w:t>.</w:t>
+        </w:rPr>
+        <w:t xml:space="preserve"> The database implementation  </w:t>
       </w:r>
       <w:r>
         <w:rPr>
           <w:rFonts w:ascii="Times New Roman" w:hAnsi="Times New Roman" w:cs="Times New Roman"/>
           <w:sz w:val="24"/>
           <w:szCs w:val="24"/>
-        </w:rPr>
-        <w:t xml:space="preserve"> The database </w:t>
-      </w:r>
-      <w:proofErr w:type="gramStart"/>
+          <w:lang w:val="en-US"/>
+        </w:rPr>
+        <w:t>enables data storage which can later be used for authentication</w:t>
+      </w:r>
       <w:r>
         <w:rPr>
           <w:rFonts w:ascii="Times New Roman" w:hAnsi="Times New Roman" w:cs="Times New Roman"/>
           <w:sz w:val="24"/>
           <w:szCs w:val="24"/>
         </w:rPr>
-        <w:t xml:space="preserve">implementation  </w:t>
+        <w:t xml:space="preserve"> </w:t>
       </w:r>
       <w:r>
         <w:rPr>
@@ -11606,25 +11404,24 @@
           <w:szCs w:val="24"/>
           <w:lang w:val="en-US"/>
         </w:rPr>
-        <w:t>enables</w:t>
-      </w:r>
-      <w:proofErr w:type="gramEnd"/>
+        <w:t>and sessions</w:t>
+      </w:r>
       <w:r>
         <w:rPr>
           <w:rFonts w:ascii="Times New Roman" w:hAnsi="Times New Roman" w:cs="Times New Roman"/>
           <w:sz w:val="24"/>
           <w:szCs w:val="24"/>
-          <w:lang w:val="en-US"/>
-        </w:rPr>
-        <w:t xml:space="preserve"> data storage which can later be used for authentication</w:t>
+        </w:rPr>
+        <w:t xml:space="preserve"> </w:t>
       </w:r>
       <w:r>
         <w:rPr>
           <w:rFonts w:ascii="Times New Roman" w:hAnsi="Times New Roman" w:cs="Times New Roman"/>
           <w:sz w:val="24"/>
           <w:szCs w:val="24"/>
-        </w:rPr>
-        <w:t xml:space="preserve"> </w:t>
+          <w:lang w:val="en-US"/>
+        </w:rPr>
+        <w:t>.Integration with the authentication table shows how real world backend systems work</w:t>
       </w:r>
       <w:r>
         <w:rPr>
@@ -11633,15 +11430,16 @@
           <w:szCs w:val="24"/>
           <w:lang w:val="en-US"/>
         </w:rPr>
-        <w:t>and sessions</w:t>
+        <w:t xml:space="preserve"> </w:t>
       </w:r>
       <w:r>
         <w:rPr>
           <w:rFonts w:ascii="Times New Roman" w:hAnsi="Times New Roman" w:cs="Times New Roman"/>
           <w:sz w:val="24"/>
           <w:szCs w:val="24"/>
-        </w:rPr>
-        <w:t xml:space="preserve"> </w:t>
+          <w:lang w:val="en-US"/>
+        </w:rPr>
+        <w:t>.SQL queries makes it easy to create,</w:t>
       </w:r>
       <w:r>
         <w:rPr>
@@ -11650,7 +11448,7 @@
           <w:szCs w:val="24"/>
           <w:lang w:val="en-US"/>
         </w:rPr>
-        <w:t>.Integration with the authentication table shows how real world backend systems work</w:t>
+        <w:t xml:space="preserve"> </w:t>
       </w:r>
       <w:r>
         <w:rPr>
@@ -11659,7 +11457,7 @@
           <w:szCs w:val="24"/>
           <w:lang w:val="en-US"/>
         </w:rPr>
-        <w:t xml:space="preserve"> </w:t>
+        <w:t>add,</w:t>
       </w:r>
       <w:r>
         <w:rPr>
@@ -11668,7 +11466,7 @@
           <w:szCs w:val="24"/>
           <w:lang w:val="en-US"/>
         </w:rPr>
-        <w:t>.SQL queries makes it easy to create,</w:t>
+        <w:t xml:space="preserve"> </w:t>
       </w:r>
       <w:r>
         <w:rPr>
@@ -11677,7 +11475,7 @@
           <w:szCs w:val="24"/>
           <w:lang w:val="en-US"/>
         </w:rPr>
-        <w:t xml:space="preserve"> </w:t>
+        <w:t>insert,</w:t>
       </w:r>
       <w:r>
         <w:rPr>
@@ -11686,7 +11484,7 @@
           <w:szCs w:val="24"/>
           <w:lang w:val="en-US"/>
         </w:rPr>
-        <w:t>add,</w:t>
+        <w:t xml:space="preserve"> </w:t>
       </w:r>
       <w:r>
         <w:rPr>
@@ -11695,7 +11493,7 @@
           <w:szCs w:val="24"/>
           <w:lang w:val="en-US"/>
         </w:rPr>
-        <w:t xml:space="preserve"> </w:t>
+        <w:t>update and delete records efficiently.</w:t>
       </w:r>
       <w:r>
         <w:rPr>
@@ -11704,7 +11502,7 @@
           <w:szCs w:val="24"/>
           <w:lang w:val="en-US"/>
         </w:rPr>
-        <w:t>insert,</w:t>
+        <w:t xml:space="preserve"> </w:t>
       </w:r>
       <w:r>
         <w:rPr>
@@ -11713,54 +11511,7 @@
           <w:szCs w:val="24"/>
           <w:lang w:val="en-US"/>
         </w:rPr>
-        <w:t xml:space="preserve"> </w:t>
-      </w:r>
-      <w:r>
-        <w:rPr>
-          <w:rFonts w:ascii="Times New Roman" w:hAnsi="Times New Roman" w:cs="Times New Roman"/>
-          <w:sz w:val="24"/>
-          <w:szCs w:val="24"/>
-          <w:lang w:val="en-US"/>
-        </w:rPr>
-        <w:t>update and delete records efficiently.</w:t>
-      </w:r>
-      <w:r>
-        <w:rPr>
-          <w:rFonts w:ascii="Times New Roman" w:hAnsi="Times New Roman" w:cs="Times New Roman"/>
-          <w:sz w:val="24"/>
-          <w:szCs w:val="24"/>
-          <w:lang w:val="en-US"/>
-        </w:rPr>
-        <w:t xml:space="preserve"> </w:t>
-      </w:r>
-      <w:r>
-        <w:rPr>
-          <w:rFonts w:ascii="Times New Roman" w:hAnsi="Times New Roman" w:cs="Times New Roman"/>
-          <w:sz w:val="24"/>
-          <w:szCs w:val="24"/>
-          <w:lang w:val="en-US"/>
-        </w:rPr>
-        <w:t xml:space="preserve">Fig 1 shows basic database creation </w:t>
-      </w:r>
-      <w:proofErr w:type="spellStart"/>
-      <w:r>
-        <w:rPr>
-          <w:rFonts w:ascii="Times New Roman" w:hAnsi="Times New Roman" w:cs="Times New Roman"/>
-          <w:sz w:val="24"/>
-          <w:szCs w:val="24"/>
-          <w:lang w:val="en-US"/>
-        </w:rPr>
-        <w:t>sql</w:t>
-      </w:r>
-      <w:proofErr w:type="spellEnd"/>
-      <w:r>
-        <w:rPr>
-          <w:rFonts w:ascii="Times New Roman" w:hAnsi="Times New Roman" w:cs="Times New Roman"/>
-          <w:sz w:val="24"/>
-          <w:szCs w:val="24"/>
-          <w:lang w:val="en-US"/>
-        </w:rPr>
-        <w:t xml:space="preserve"> query Fig 2 shows successful creation message by the </w:t>
+        <w:t xml:space="preserve">Fig 1 shows basic database creation sql query Fig 2 shows successful creation message by the </w:t>
       </w:r>
       <w:r>
         <w:rPr>
